--- a/docs/Labs/Lab02-RuleBasedSystems/CS212_CodeReviewForm-Lab02.docx
+++ b/docs/Labs/Lab02-RuleBasedSystems/CS212_CodeReviewForm-Lab02.docx
@@ -1721,7 +1721,7 @@
       <w:t>ritten by Brian Bird, for C</w:t>
     </w:r>
     <w:r>
-      <w:t>S210</w:t>
+      <w:t>S212</w:t>
     </w:r>
     <w:r>
       <w:t xml:space="preserve">, Lane Community College, </w:t>
